--- a/pandoc/psf_template.docx
+++ b/pandoc/psf_template.docx
@@ -24,6 +24,7 @@
       </w:r>
     </w:p>
     <w:sectPr>
+      <w:lnNumType w:countBy="1" w:restart="newPage"/>
       <w:headerReference w:type="default" r:id="rId7"/>
       <w:footerReference w:type="default" r:id="rId8"/>
       <w:pgSz w:w="11906" w:h="16838" w:orient="portrait"/>
